--- a/output_AO/Blocuri Racari/Raport_Oferta_1.docx
+++ b/output_AO/Blocuri Racari/Raport_Oferta_1.docx
@@ -30445,7 +30445,7 @@
                 <w:b/>
                 <w:sz w:val="18"/>
               </w:rPr>
-              <w:t>Capitol de lucrări BLC6 — BLC6 ORGANIZARE SANTIER  │  LIPSA: 13  │  EXTRA: 0  │  Delta: -13</w:t>
+              <w:t>Capitol de lucrări BLC6 — BLC6 ORGANIZARE SANTIER  │  LIPSA: 0  │  EXTRA: 0  │  Delta: 0 ✓</w:t>
             </w:r>
           </w:p>
         </w:tc>
@@ -30454,7 +30454,6 @@
         <w:tc>
           <w:tcPr>
             <w:tcW w:type="dxa" w:w="397"/>
-            <w:shd w:fill="FFB3B3" w:val="clear"/>
           </w:tcPr>
           <w:p>
             <w:r>
@@ -30469,7 +30468,6 @@
         <w:tc>
           <w:tcPr>
             <w:tcW w:type="dxa" w:w="1701"/>
-            <w:shd w:fill="FFB3B3" w:val="clear"/>
           </w:tcPr>
           <w:p>
             <w:r>
@@ -30484,7 +30482,6 @@
         <w:tc>
           <w:tcPr>
             <w:tcW w:type="dxa" w:w="850"/>
-            <w:shd w:fill="FFB3B3" w:val="clear"/>
           </w:tcPr>
           <w:p>
             <w:r>
@@ -30499,7 +30496,6 @@
         <w:tc>
           <w:tcPr>
             <w:tcW w:type="dxa" w:w="1984"/>
-            <w:shd w:fill="FFB3B3" w:val="clear"/>
           </w:tcPr>
           <w:p>
             <w:r>
@@ -30514,7 +30510,6 @@
         <w:tc>
           <w:tcPr>
             <w:tcW w:type="dxa" w:w="454"/>
-            <w:shd w:fill="FFB3B3" w:val="clear"/>
           </w:tcPr>
           <w:p>
             <w:r>
@@ -30529,7 +30524,6 @@
         <w:tc>
           <w:tcPr>
             <w:tcW w:type="dxa" w:w="680"/>
-            <w:shd w:fill="FFB3B3" w:val="clear"/>
           </w:tcPr>
           <w:p>
             <w:r>
@@ -30544,35 +30538,58 @@
         <w:tc>
           <w:tcPr>
             <w:tcW w:type="dxa" w:w="850"/>
-            <w:shd w:fill="FFB3B3" w:val="clear"/>
-          </w:tcPr>
-          <w:p/>
+          </w:tcPr>
+          <w:p>
+            <w:r>
+              <w:rPr>
+                <w:b w:val="0"/>
+                <w:sz w:val="16"/>
+              </w:rPr>
+            </w:r>
+          </w:p>
         </w:tc>
         <w:tc>
           <w:tcPr>
             <w:tcW w:type="dxa" w:w="1984"/>
-            <w:shd w:fill="FFB3B3" w:val="clear"/>
-          </w:tcPr>
-          <w:p/>
+          </w:tcPr>
+          <w:p>
+            <w:r>
+              <w:rPr>
+                <w:b w:val="0"/>
+                <w:sz w:val="16"/>
+              </w:rPr>
+            </w:r>
+          </w:p>
         </w:tc>
         <w:tc>
           <w:tcPr>
             <w:tcW w:type="dxa" w:w="454"/>
-            <w:shd w:fill="FFB3B3" w:val="clear"/>
-          </w:tcPr>
-          <w:p/>
+          </w:tcPr>
+          <w:p>
+            <w:r>
+              <w:rPr>
+                <w:b w:val="0"/>
+                <w:sz w:val="16"/>
+              </w:rPr>
+            </w:r>
+          </w:p>
         </w:tc>
         <w:tc>
           <w:tcPr>
             <w:tcW w:type="dxa" w:w="680"/>
-            <w:shd w:fill="FFB3B3" w:val="clear"/>
-          </w:tcPr>
-          <w:p/>
+          </w:tcPr>
+          <w:p>
+            <w:r>
+              <w:rPr>
+                <w:b w:val="0"/>
+                <w:sz w:val="16"/>
+              </w:rPr>
+            </w:r>
+          </w:p>
         </w:tc>
         <w:tc>
           <w:tcPr>
             <w:tcW w:type="dxa" w:w="3572"/>
-            <w:shd w:fill="FFB3B3" w:val="clear"/>
           </w:tcPr>
           <w:p>
             <w:r>
@@ -30581,7 +30598,7 @@
                 <w:color w:val="CC0000"/>
                 <w:sz w:val="16"/>
               </w:rPr>
-              <w:t>Articol lipsă din ofertă</w:t>
+              <w:t>DEVIZ_MISMATCH</w:t>
             </w:r>
           </w:p>
         </w:tc>
@@ -30904,7 +30921,6 @@
         <w:tc>
           <w:tcPr>
             <w:tcW w:type="dxa" w:w="397"/>
-            <w:shd w:fill="FFB3B3" w:val="clear"/>
           </w:tcPr>
           <w:p>
             <w:r>
@@ -30919,7 +30935,6 @@
         <w:tc>
           <w:tcPr>
             <w:tcW w:type="dxa" w:w="1701"/>
-            <w:shd w:fill="FFB3B3" w:val="clear"/>
           </w:tcPr>
           <w:p>
             <w:r>
@@ -30934,7 +30949,6 @@
         <w:tc>
           <w:tcPr>
             <w:tcW w:type="dxa" w:w="850"/>
-            <w:shd w:fill="FFB3B3" w:val="clear"/>
           </w:tcPr>
           <w:p>
             <w:r>
@@ -30949,7 +30963,6 @@
         <w:tc>
           <w:tcPr>
             <w:tcW w:type="dxa" w:w="1984"/>
-            <w:shd w:fill="FFB3B3" w:val="clear"/>
           </w:tcPr>
           <w:p>
             <w:r>
@@ -30964,7 +30977,6 @@
         <w:tc>
           <w:tcPr>
             <w:tcW w:type="dxa" w:w="454"/>
-            <w:shd w:fill="FFB3B3" w:val="clear"/>
           </w:tcPr>
           <w:p>
             <w:r>
@@ -30979,7 +30991,6 @@
         <w:tc>
           <w:tcPr>
             <w:tcW w:type="dxa" w:w="680"/>
-            <w:shd w:fill="FFB3B3" w:val="clear"/>
           </w:tcPr>
           <w:p>
             <w:r>
@@ -30994,35 +31005,58 @@
         <w:tc>
           <w:tcPr>
             <w:tcW w:type="dxa" w:w="850"/>
-            <w:shd w:fill="FFB3B3" w:val="clear"/>
-          </w:tcPr>
-          <w:p/>
+          </w:tcPr>
+          <w:p>
+            <w:r>
+              <w:rPr>
+                <w:b w:val="0"/>
+                <w:sz w:val="16"/>
+              </w:rPr>
+            </w:r>
+          </w:p>
         </w:tc>
         <w:tc>
           <w:tcPr>
             <w:tcW w:type="dxa" w:w="1984"/>
-            <w:shd w:fill="FFB3B3" w:val="clear"/>
-          </w:tcPr>
-          <w:p/>
+          </w:tcPr>
+          <w:p>
+            <w:r>
+              <w:rPr>
+                <w:b w:val="0"/>
+                <w:sz w:val="16"/>
+              </w:rPr>
+            </w:r>
+          </w:p>
         </w:tc>
         <w:tc>
           <w:tcPr>
             <w:tcW w:type="dxa" w:w="454"/>
-            <w:shd w:fill="FFB3B3" w:val="clear"/>
-          </w:tcPr>
-          <w:p/>
+          </w:tcPr>
+          <w:p>
+            <w:r>
+              <w:rPr>
+                <w:b w:val="0"/>
+                <w:sz w:val="16"/>
+              </w:rPr>
+            </w:r>
+          </w:p>
         </w:tc>
         <w:tc>
           <w:tcPr>
             <w:tcW w:type="dxa" w:w="680"/>
-            <w:shd w:fill="FFB3B3" w:val="clear"/>
-          </w:tcPr>
-          <w:p/>
+          </w:tcPr>
+          <w:p>
+            <w:r>
+              <w:rPr>
+                <w:b w:val="0"/>
+                <w:sz w:val="16"/>
+              </w:rPr>
+            </w:r>
+          </w:p>
         </w:tc>
         <w:tc>
           <w:tcPr>
             <w:tcW w:type="dxa" w:w="3572"/>
-            <w:shd w:fill="FFB3B3" w:val="clear"/>
           </w:tcPr>
           <w:p>
             <w:r>
@@ -31031,7 +31065,7 @@
                 <w:color w:val="CC0000"/>
                 <w:sz w:val="16"/>
               </w:rPr>
-              <w:t>Articol lipsă din ofertă</w:t>
+              <w:t>DEVIZ_MISMATCH</w:t>
             </w:r>
           </w:p>
         </w:tc>
@@ -31354,7 +31388,6 @@
         <w:tc>
           <w:tcPr>
             <w:tcW w:type="dxa" w:w="397"/>
-            <w:shd w:fill="FFB3B3" w:val="clear"/>
           </w:tcPr>
           <w:p>
             <w:r>
@@ -31369,7 +31402,6 @@
         <w:tc>
           <w:tcPr>
             <w:tcW w:type="dxa" w:w="1701"/>
-            <w:shd w:fill="FFB3B3" w:val="clear"/>
           </w:tcPr>
           <w:p>
             <w:r>
@@ -31384,7 +31416,6 @@
         <w:tc>
           <w:tcPr>
             <w:tcW w:type="dxa" w:w="850"/>
-            <w:shd w:fill="FFB3B3" w:val="clear"/>
           </w:tcPr>
           <w:p>
             <w:r>
@@ -31399,7 +31430,6 @@
         <w:tc>
           <w:tcPr>
             <w:tcW w:type="dxa" w:w="1984"/>
-            <w:shd w:fill="FFB3B3" w:val="clear"/>
           </w:tcPr>
           <w:p>
             <w:r>
@@ -31414,7 +31444,6 @@
         <w:tc>
           <w:tcPr>
             <w:tcW w:type="dxa" w:w="454"/>
-            <w:shd w:fill="FFB3B3" w:val="clear"/>
           </w:tcPr>
           <w:p>
             <w:r>
@@ -31429,7 +31458,6 @@
         <w:tc>
           <w:tcPr>
             <w:tcW w:type="dxa" w:w="680"/>
-            <w:shd w:fill="FFB3B3" w:val="clear"/>
           </w:tcPr>
           <w:p>
             <w:r>
@@ -31444,35 +31472,58 @@
         <w:tc>
           <w:tcPr>
             <w:tcW w:type="dxa" w:w="850"/>
-            <w:shd w:fill="FFB3B3" w:val="clear"/>
-          </w:tcPr>
-          <w:p/>
+          </w:tcPr>
+          <w:p>
+            <w:r>
+              <w:rPr>
+                <w:b w:val="0"/>
+                <w:sz w:val="16"/>
+              </w:rPr>
+            </w:r>
+          </w:p>
         </w:tc>
         <w:tc>
           <w:tcPr>
             <w:tcW w:type="dxa" w:w="1984"/>
-            <w:shd w:fill="FFB3B3" w:val="clear"/>
-          </w:tcPr>
-          <w:p/>
+          </w:tcPr>
+          <w:p>
+            <w:r>
+              <w:rPr>
+                <w:b w:val="0"/>
+                <w:sz w:val="16"/>
+              </w:rPr>
+            </w:r>
+          </w:p>
         </w:tc>
         <w:tc>
           <w:tcPr>
             <w:tcW w:type="dxa" w:w="454"/>
-            <w:shd w:fill="FFB3B3" w:val="clear"/>
-          </w:tcPr>
-          <w:p/>
+          </w:tcPr>
+          <w:p>
+            <w:r>
+              <w:rPr>
+                <w:b w:val="0"/>
+                <w:sz w:val="16"/>
+              </w:rPr>
+            </w:r>
+          </w:p>
         </w:tc>
         <w:tc>
           <w:tcPr>
             <w:tcW w:type="dxa" w:w="680"/>
-            <w:shd w:fill="FFB3B3" w:val="clear"/>
-          </w:tcPr>
-          <w:p/>
+          </w:tcPr>
+          <w:p>
+            <w:r>
+              <w:rPr>
+                <w:b w:val="0"/>
+                <w:sz w:val="16"/>
+              </w:rPr>
+            </w:r>
+          </w:p>
         </w:tc>
         <w:tc>
           <w:tcPr>
             <w:tcW w:type="dxa" w:w="3572"/>
-            <w:shd w:fill="FFB3B3" w:val="clear"/>
           </w:tcPr>
           <w:p>
             <w:r>
@@ -31481,7 +31532,7 @@
                 <w:color w:val="CC0000"/>
                 <w:sz w:val="16"/>
               </w:rPr>
-              <w:t>Articol lipsă din ofertă</w:t>
+              <w:t>DEVIZ_MISMATCH</w:t>
             </w:r>
           </w:p>
         </w:tc>
@@ -31804,7 +31855,6 @@
         <w:tc>
           <w:tcPr>
             <w:tcW w:type="dxa" w:w="397"/>
-            <w:shd w:fill="FFB3B3" w:val="clear"/>
           </w:tcPr>
           <w:p>
             <w:r>
@@ -31819,7 +31869,6 @@
         <w:tc>
           <w:tcPr>
             <w:tcW w:type="dxa" w:w="1701"/>
-            <w:shd w:fill="FFB3B3" w:val="clear"/>
           </w:tcPr>
           <w:p>
             <w:r>
@@ -31834,7 +31883,6 @@
         <w:tc>
           <w:tcPr>
             <w:tcW w:type="dxa" w:w="850"/>
-            <w:shd w:fill="FFB3B3" w:val="clear"/>
           </w:tcPr>
           <w:p>
             <w:r>
@@ -31849,7 +31897,6 @@
         <w:tc>
           <w:tcPr>
             <w:tcW w:type="dxa" w:w="1984"/>
-            <w:shd w:fill="FFB3B3" w:val="clear"/>
           </w:tcPr>
           <w:p>
             <w:r>
@@ -31864,7 +31911,6 @@
         <w:tc>
           <w:tcPr>
             <w:tcW w:type="dxa" w:w="454"/>
-            <w:shd w:fill="FFB3B3" w:val="clear"/>
           </w:tcPr>
           <w:p>
             <w:r>
@@ -31879,7 +31925,6 @@
         <w:tc>
           <w:tcPr>
             <w:tcW w:type="dxa" w:w="680"/>
-            <w:shd w:fill="FFB3B3" w:val="clear"/>
           </w:tcPr>
           <w:p>
             <w:r>
@@ -31894,35 +31939,58 @@
         <w:tc>
           <w:tcPr>
             <w:tcW w:type="dxa" w:w="850"/>
-            <w:shd w:fill="FFB3B3" w:val="clear"/>
-          </w:tcPr>
-          <w:p/>
+          </w:tcPr>
+          <w:p>
+            <w:r>
+              <w:rPr>
+                <w:b w:val="0"/>
+                <w:sz w:val="16"/>
+              </w:rPr>
+            </w:r>
+          </w:p>
         </w:tc>
         <w:tc>
           <w:tcPr>
             <w:tcW w:type="dxa" w:w="1984"/>
-            <w:shd w:fill="FFB3B3" w:val="clear"/>
-          </w:tcPr>
-          <w:p/>
+          </w:tcPr>
+          <w:p>
+            <w:r>
+              <w:rPr>
+                <w:b w:val="0"/>
+                <w:sz w:val="16"/>
+              </w:rPr>
+            </w:r>
+          </w:p>
         </w:tc>
         <w:tc>
           <w:tcPr>
             <w:tcW w:type="dxa" w:w="454"/>
-            <w:shd w:fill="FFB3B3" w:val="clear"/>
-          </w:tcPr>
-          <w:p/>
+          </w:tcPr>
+          <w:p>
+            <w:r>
+              <w:rPr>
+                <w:b w:val="0"/>
+                <w:sz w:val="16"/>
+              </w:rPr>
+            </w:r>
+          </w:p>
         </w:tc>
         <w:tc>
           <w:tcPr>
             <w:tcW w:type="dxa" w:w="680"/>
-            <w:shd w:fill="FFB3B3" w:val="clear"/>
-          </w:tcPr>
-          <w:p/>
+          </w:tcPr>
+          <w:p>
+            <w:r>
+              <w:rPr>
+                <w:b w:val="0"/>
+                <w:sz w:val="16"/>
+              </w:rPr>
+            </w:r>
+          </w:p>
         </w:tc>
         <w:tc>
           <w:tcPr>
             <w:tcW w:type="dxa" w:w="3572"/>
-            <w:shd w:fill="FFB3B3" w:val="clear"/>
           </w:tcPr>
           <w:p>
             <w:r>
@@ -31931,7 +31999,7 @@
                 <w:color w:val="CC0000"/>
                 <w:sz w:val="16"/>
               </w:rPr>
-              <w:t>Articol lipsă din ofertă</w:t>
+              <w:t>DEVIZ_MISMATCH</w:t>
             </w:r>
           </w:p>
         </w:tc>
@@ -32306,7 +32374,6 @@
         <w:tc>
           <w:tcPr>
             <w:tcW w:type="dxa" w:w="397"/>
-            <w:shd w:fill="FFB3B3" w:val="clear"/>
           </w:tcPr>
           <w:p>
             <w:r>
@@ -32321,7 +32388,6 @@
         <w:tc>
           <w:tcPr>
             <w:tcW w:type="dxa" w:w="1701"/>
-            <w:shd w:fill="FFB3B3" w:val="clear"/>
           </w:tcPr>
           <w:p>
             <w:r>
@@ -32336,7 +32402,6 @@
         <w:tc>
           <w:tcPr>
             <w:tcW w:type="dxa" w:w="850"/>
-            <w:shd w:fill="FFB3B3" w:val="clear"/>
           </w:tcPr>
           <w:p>
             <w:r>
@@ -32351,7 +32416,6 @@
         <w:tc>
           <w:tcPr>
             <w:tcW w:type="dxa" w:w="1984"/>
-            <w:shd w:fill="FFB3B3" w:val="clear"/>
           </w:tcPr>
           <w:p>
             <w:r>
@@ -32366,7 +32430,6 @@
         <w:tc>
           <w:tcPr>
             <w:tcW w:type="dxa" w:w="454"/>
-            <w:shd w:fill="FFB3B3" w:val="clear"/>
           </w:tcPr>
           <w:p>
             <w:r>
@@ -32381,7 +32444,6 @@
         <w:tc>
           <w:tcPr>
             <w:tcW w:type="dxa" w:w="680"/>
-            <w:shd w:fill="FFB3B3" w:val="clear"/>
           </w:tcPr>
           <w:p>
             <w:r>
@@ -32396,35 +32458,58 @@
         <w:tc>
           <w:tcPr>
             <w:tcW w:type="dxa" w:w="850"/>
-            <w:shd w:fill="FFB3B3" w:val="clear"/>
-          </w:tcPr>
-          <w:p/>
+          </w:tcPr>
+          <w:p>
+            <w:r>
+              <w:rPr>
+                <w:b w:val="0"/>
+                <w:sz w:val="16"/>
+              </w:rPr>
+            </w:r>
+          </w:p>
         </w:tc>
         <w:tc>
           <w:tcPr>
             <w:tcW w:type="dxa" w:w="1984"/>
-            <w:shd w:fill="FFB3B3" w:val="clear"/>
-          </w:tcPr>
-          <w:p/>
+          </w:tcPr>
+          <w:p>
+            <w:r>
+              <w:rPr>
+                <w:b w:val="0"/>
+                <w:sz w:val="16"/>
+              </w:rPr>
+            </w:r>
+          </w:p>
         </w:tc>
         <w:tc>
           <w:tcPr>
             <w:tcW w:type="dxa" w:w="454"/>
-            <w:shd w:fill="FFB3B3" w:val="clear"/>
-          </w:tcPr>
-          <w:p/>
+          </w:tcPr>
+          <w:p>
+            <w:r>
+              <w:rPr>
+                <w:b w:val="0"/>
+                <w:sz w:val="16"/>
+              </w:rPr>
+            </w:r>
+          </w:p>
         </w:tc>
         <w:tc>
           <w:tcPr>
             <w:tcW w:type="dxa" w:w="680"/>
-            <w:shd w:fill="FFB3B3" w:val="clear"/>
-          </w:tcPr>
-          <w:p/>
+          </w:tcPr>
+          <w:p>
+            <w:r>
+              <w:rPr>
+                <w:b w:val="0"/>
+                <w:sz w:val="16"/>
+              </w:rPr>
+            </w:r>
+          </w:p>
         </w:tc>
         <w:tc>
           <w:tcPr>
             <w:tcW w:type="dxa" w:w="3572"/>
-            <w:shd w:fill="FFB3B3" w:val="clear"/>
           </w:tcPr>
           <w:p>
             <w:r>
@@ -32433,7 +32518,7 @@
                 <w:color w:val="CC0000"/>
                 <w:sz w:val="16"/>
               </w:rPr>
-              <w:t>Articol lipsă din ofertă</w:t>
+              <w:t>DEVIZ_MISMATCH</w:t>
             </w:r>
           </w:p>
         </w:tc>
@@ -32756,7 +32841,6 @@
         <w:tc>
           <w:tcPr>
             <w:tcW w:type="dxa" w:w="397"/>
-            <w:shd w:fill="FFB3B3" w:val="clear"/>
           </w:tcPr>
           <w:p>
             <w:r>
@@ -32771,7 +32855,6 @@
         <w:tc>
           <w:tcPr>
             <w:tcW w:type="dxa" w:w="1701"/>
-            <w:shd w:fill="FFB3B3" w:val="clear"/>
           </w:tcPr>
           <w:p>
             <w:r>
@@ -32786,7 +32869,6 @@
         <w:tc>
           <w:tcPr>
             <w:tcW w:type="dxa" w:w="850"/>
-            <w:shd w:fill="FFB3B3" w:val="clear"/>
           </w:tcPr>
           <w:p>
             <w:r>
@@ -32801,7 +32883,6 @@
         <w:tc>
           <w:tcPr>
             <w:tcW w:type="dxa" w:w="1984"/>
-            <w:shd w:fill="FFB3B3" w:val="clear"/>
           </w:tcPr>
           <w:p>
             <w:r>
@@ -32816,7 +32897,6 @@
         <w:tc>
           <w:tcPr>
             <w:tcW w:type="dxa" w:w="454"/>
-            <w:shd w:fill="FFB3B3" w:val="clear"/>
           </w:tcPr>
           <w:p>
             <w:r>
@@ -32831,7 +32911,6 @@
         <w:tc>
           <w:tcPr>
             <w:tcW w:type="dxa" w:w="680"/>
-            <w:shd w:fill="FFB3B3" w:val="clear"/>
           </w:tcPr>
           <w:p>
             <w:r>
@@ -32846,35 +32925,58 @@
         <w:tc>
           <w:tcPr>
             <w:tcW w:type="dxa" w:w="850"/>
-            <w:shd w:fill="FFB3B3" w:val="clear"/>
-          </w:tcPr>
-          <w:p/>
+          </w:tcPr>
+          <w:p>
+            <w:r>
+              <w:rPr>
+                <w:b w:val="0"/>
+                <w:sz w:val="16"/>
+              </w:rPr>
+            </w:r>
+          </w:p>
         </w:tc>
         <w:tc>
           <w:tcPr>
             <w:tcW w:type="dxa" w:w="1984"/>
-            <w:shd w:fill="FFB3B3" w:val="clear"/>
-          </w:tcPr>
-          <w:p/>
+          </w:tcPr>
+          <w:p>
+            <w:r>
+              <w:rPr>
+                <w:b w:val="0"/>
+                <w:sz w:val="16"/>
+              </w:rPr>
+            </w:r>
+          </w:p>
         </w:tc>
         <w:tc>
           <w:tcPr>
             <w:tcW w:type="dxa" w:w="454"/>
-            <w:shd w:fill="FFB3B3" w:val="clear"/>
-          </w:tcPr>
-          <w:p/>
+          </w:tcPr>
+          <w:p>
+            <w:r>
+              <w:rPr>
+                <w:b w:val="0"/>
+                <w:sz w:val="16"/>
+              </w:rPr>
+            </w:r>
+          </w:p>
         </w:tc>
         <w:tc>
           <w:tcPr>
             <w:tcW w:type="dxa" w:w="680"/>
-            <w:shd w:fill="FFB3B3" w:val="clear"/>
-          </w:tcPr>
-          <w:p/>
+          </w:tcPr>
+          <w:p>
+            <w:r>
+              <w:rPr>
+                <w:b w:val="0"/>
+                <w:sz w:val="16"/>
+              </w:rPr>
+            </w:r>
+          </w:p>
         </w:tc>
         <w:tc>
           <w:tcPr>
             <w:tcW w:type="dxa" w:w="3572"/>
-            <w:shd w:fill="FFB3B3" w:val="clear"/>
           </w:tcPr>
           <w:p>
             <w:r>
@@ -32883,7 +32985,7 @@
                 <w:color w:val="CC0000"/>
                 <w:sz w:val="16"/>
               </w:rPr>
-              <w:t>Articol lipsă din ofertă</w:t>
+              <w:t>DEVIZ_MISMATCH</w:t>
             </w:r>
           </w:p>
         </w:tc>
@@ -33206,7 +33308,6 @@
         <w:tc>
           <w:tcPr>
             <w:tcW w:type="dxa" w:w="397"/>
-            <w:shd w:fill="FFB3B3" w:val="clear"/>
           </w:tcPr>
           <w:p>
             <w:r>
@@ -33221,7 +33322,6 @@
         <w:tc>
           <w:tcPr>
             <w:tcW w:type="dxa" w:w="1701"/>
-            <w:shd w:fill="FFB3B3" w:val="clear"/>
           </w:tcPr>
           <w:p>
             <w:r>
@@ -33236,7 +33336,6 @@
         <w:tc>
           <w:tcPr>
             <w:tcW w:type="dxa" w:w="850"/>
-            <w:shd w:fill="FFB3B3" w:val="clear"/>
           </w:tcPr>
           <w:p>
             <w:r>
@@ -33251,7 +33350,6 @@
         <w:tc>
           <w:tcPr>
             <w:tcW w:type="dxa" w:w="1984"/>
-            <w:shd w:fill="FFB3B3" w:val="clear"/>
           </w:tcPr>
           <w:p>
             <w:r>
@@ -33266,7 +33364,6 @@
         <w:tc>
           <w:tcPr>
             <w:tcW w:type="dxa" w:w="454"/>
-            <w:shd w:fill="FFB3B3" w:val="clear"/>
           </w:tcPr>
           <w:p>
             <w:r>
@@ -33281,7 +33378,6 @@
         <w:tc>
           <w:tcPr>
             <w:tcW w:type="dxa" w:w="680"/>
-            <w:shd w:fill="FFB3B3" w:val="clear"/>
           </w:tcPr>
           <w:p>
             <w:r>
@@ -33296,35 +33392,58 @@
         <w:tc>
           <w:tcPr>
             <w:tcW w:type="dxa" w:w="850"/>
-            <w:shd w:fill="FFB3B3" w:val="clear"/>
-          </w:tcPr>
-          <w:p/>
+          </w:tcPr>
+          <w:p>
+            <w:r>
+              <w:rPr>
+                <w:b w:val="0"/>
+                <w:sz w:val="16"/>
+              </w:rPr>
+            </w:r>
+          </w:p>
         </w:tc>
         <w:tc>
           <w:tcPr>
             <w:tcW w:type="dxa" w:w="1984"/>
-            <w:shd w:fill="FFB3B3" w:val="clear"/>
-          </w:tcPr>
-          <w:p/>
+          </w:tcPr>
+          <w:p>
+            <w:r>
+              <w:rPr>
+                <w:b w:val="0"/>
+                <w:sz w:val="16"/>
+              </w:rPr>
+            </w:r>
+          </w:p>
         </w:tc>
         <w:tc>
           <w:tcPr>
             <w:tcW w:type="dxa" w:w="454"/>
-            <w:shd w:fill="FFB3B3" w:val="clear"/>
-          </w:tcPr>
-          <w:p/>
+          </w:tcPr>
+          <w:p>
+            <w:r>
+              <w:rPr>
+                <w:b w:val="0"/>
+                <w:sz w:val="16"/>
+              </w:rPr>
+            </w:r>
+          </w:p>
         </w:tc>
         <w:tc>
           <w:tcPr>
             <w:tcW w:type="dxa" w:w="680"/>
-            <w:shd w:fill="FFB3B3" w:val="clear"/>
-          </w:tcPr>
-          <w:p/>
+          </w:tcPr>
+          <w:p>
+            <w:r>
+              <w:rPr>
+                <w:b w:val="0"/>
+                <w:sz w:val="16"/>
+              </w:rPr>
+            </w:r>
+          </w:p>
         </w:tc>
         <w:tc>
           <w:tcPr>
             <w:tcW w:type="dxa" w:w="3572"/>
-            <w:shd w:fill="FFB3B3" w:val="clear"/>
           </w:tcPr>
           <w:p>
             <w:r>
@@ -33333,7 +33452,7 @@
                 <w:color w:val="CC0000"/>
                 <w:sz w:val="16"/>
               </w:rPr>
-              <w:t>Articol lipsă din ofertă</w:t>
+              <w:t>DEVIZ_MISMATCH</w:t>
             </w:r>
           </w:p>
         </w:tc>
@@ -33656,7 +33775,6 @@
         <w:tc>
           <w:tcPr>
             <w:tcW w:type="dxa" w:w="397"/>
-            <w:shd w:fill="FFB3B3" w:val="clear"/>
           </w:tcPr>
           <w:p>
             <w:r>
@@ -33671,7 +33789,6 @@
         <w:tc>
           <w:tcPr>
             <w:tcW w:type="dxa" w:w="1701"/>
-            <w:shd w:fill="FFB3B3" w:val="clear"/>
           </w:tcPr>
           <w:p>
             <w:r>
@@ -33686,7 +33803,6 @@
         <w:tc>
           <w:tcPr>
             <w:tcW w:type="dxa" w:w="850"/>
-            <w:shd w:fill="FFB3B3" w:val="clear"/>
           </w:tcPr>
           <w:p>
             <w:r>
@@ -33701,7 +33817,6 @@
         <w:tc>
           <w:tcPr>
             <w:tcW w:type="dxa" w:w="1984"/>
-            <w:shd w:fill="FFB3B3" w:val="clear"/>
           </w:tcPr>
           <w:p>
             <w:r>
@@ -33716,7 +33831,6 @@
         <w:tc>
           <w:tcPr>
             <w:tcW w:type="dxa" w:w="454"/>
-            <w:shd w:fill="FFB3B3" w:val="clear"/>
           </w:tcPr>
           <w:p>
             <w:r>
@@ -33731,7 +33845,6 @@
         <w:tc>
           <w:tcPr>
             <w:tcW w:type="dxa" w:w="680"/>
-            <w:shd w:fill="FFB3B3" w:val="clear"/>
           </w:tcPr>
           <w:p>
             <w:r>
@@ -33746,35 +33859,58 @@
         <w:tc>
           <w:tcPr>
             <w:tcW w:type="dxa" w:w="850"/>
-            <w:shd w:fill="FFB3B3" w:val="clear"/>
-          </w:tcPr>
-          <w:p/>
+          </w:tcPr>
+          <w:p>
+            <w:r>
+              <w:rPr>
+                <w:b w:val="0"/>
+                <w:sz w:val="16"/>
+              </w:rPr>
+            </w:r>
+          </w:p>
         </w:tc>
         <w:tc>
           <w:tcPr>
             <w:tcW w:type="dxa" w:w="1984"/>
-            <w:shd w:fill="FFB3B3" w:val="clear"/>
-          </w:tcPr>
-          <w:p/>
+          </w:tcPr>
+          <w:p>
+            <w:r>
+              <w:rPr>
+                <w:b w:val="0"/>
+                <w:sz w:val="16"/>
+              </w:rPr>
+            </w:r>
+          </w:p>
         </w:tc>
         <w:tc>
           <w:tcPr>
             <w:tcW w:type="dxa" w:w="454"/>
-            <w:shd w:fill="FFB3B3" w:val="clear"/>
-          </w:tcPr>
-          <w:p/>
+          </w:tcPr>
+          <w:p>
+            <w:r>
+              <w:rPr>
+                <w:b w:val="0"/>
+                <w:sz w:val="16"/>
+              </w:rPr>
+            </w:r>
+          </w:p>
         </w:tc>
         <w:tc>
           <w:tcPr>
             <w:tcW w:type="dxa" w:w="680"/>
-            <w:shd w:fill="FFB3B3" w:val="clear"/>
-          </w:tcPr>
-          <w:p/>
+          </w:tcPr>
+          <w:p>
+            <w:r>
+              <w:rPr>
+                <w:b w:val="0"/>
+                <w:sz w:val="16"/>
+              </w:rPr>
+            </w:r>
+          </w:p>
         </w:tc>
         <w:tc>
           <w:tcPr>
             <w:tcW w:type="dxa" w:w="3572"/>
-            <w:shd w:fill="FFB3B3" w:val="clear"/>
           </w:tcPr>
           <w:p>
             <w:r>
@@ -33783,7 +33919,7 @@
                 <w:color w:val="CC0000"/>
                 <w:sz w:val="16"/>
               </w:rPr>
-              <w:t>Articol lipsă din ofertă</w:t>
+              <w:t>DEVIZ_MISMATCH</w:t>
             </w:r>
           </w:p>
         </w:tc>
@@ -33949,7 +34085,6 @@
         <w:tc>
           <w:tcPr>
             <w:tcW w:type="dxa" w:w="397"/>
-            <w:shd w:fill="FFB3B3" w:val="clear"/>
           </w:tcPr>
           <w:p>
             <w:r>
@@ -33964,7 +34099,6 @@
         <w:tc>
           <w:tcPr>
             <w:tcW w:type="dxa" w:w="1701"/>
-            <w:shd w:fill="FFB3B3" w:val="clear"/>
           </w:tcPr>
           <w:p>
             <w:r>
@@ -33979,7 +34113,6 @@
         <w:tc>
           <w:tcPr>
             <w:tcW w:type="dxa" w:w="850"/>
-            <w:shd w:fill="FFB3B3" w:val="clear"/>
           </w:tcPr>
           <w:p>
             <w:r>
@@ -33994,7 +34127,6 @@
         <w:tc>
           <w:tcPr>
             <w:tcW w:type="dxa" w:w="1984"/>
-            <w:shd w:fill="FFB3B3" w:val="clear"/>
           </w:tcPr>
           <w:p>
             <w:r>
@@ -34009,7 +34141,6 @@
         <w:tc>
           <w:tcPr>
             <w:tcW w:type="dxa" w:w="454"/>
-            <w:shd w:fill="FFB3B3" w:val="clear"/>
           </w:tcPr>
           <w:p>
             <w:r>
@@ -34024,7 +34155,6 @@
         <w:tc>
           <w:tcPr>
             <w:tcW w:type="dxa" w:w="680"/>
-            <w:shd w:fill="FFB3B3" w:val="clear"/>
           </w:tcPr>
           <w:p>
             <w:r>
@@ -34039,35 +34169,58 @@
         <w:tc>
           <w:tcPr>
             <w:tcW w:type="dxa" w:w="850"/>
-            <w:shd w:fill="FFB3B3" w:val="clear"/>
-          </w:tcPr>
-          <w:p/>
+          </w:tcPr>
+          <w:p>
+            <w:r>
+              <w:rPr>
+                <w:b w:val="0"/>
+                <w:sz w:val="16"/>
+              </w:rPr>
+            </w:r>
+          </w:p>
         </w:tc>
         <w:tc>
           <w:tcPr>
             <w:tcW w:type="dxa" w:w="1984"/>
-            <w:shd w:fill="FFB3B3" w:val="clear"/>
-          </w:tcPr>
-          <w:p/>
+          </w:tcPr>
+          <w:p>
+            <w:r>
+              <w:rPr>
+                <w:b w:val="0"/>
+                <w:sz w:val="16"/>
+              </w:rPr>
+            </w:r>
+          </w:p>
         </w:tc>
         <w:tc>
           <w:tcPr>
             <w:tcW w:type="dxa" w:w="454"/>
-            <w:shd w:fill="FFB3B3" w:val="clear"/>
-          </w:tcPr>
-          <w:p/>
+          </w:tcPr>
+          <w:p>
+            <w:r>
+              <w:rPr>
+                <w:b w:val="0"/>
+                <w:sz w:val="16"/>
+              </w:rPr>
+            </w:r>
+          </w:p>
         </w:tc>
         <w:tc>
           <w:tcPr>
             <w:tcW w:type="dxa" w:w="680"/>
-            <w:shd w:fill="FFB3B3" w:val="clear"/>
-          </w:tcPr>
-          <w:p/>
+          </w:tcPr>
+          <w:p>
+            <w:r>
+              <w:rPr>
+                <w:b w:val="0"/>
+                <w:sz w:val="16"/>
+              </w:rPr>
+            </w:r>
+          </w:p>
         </w:tc>
         <w:tc>
           <w:tcPr>
             <w:tcW w:type="dxa" w:w="3572"/>
-            <w:shd w:fill="FFB3B3" w:val="clear"/>
           </w:tcPr>
           <w:p>
             <w:r>
@@ -34076,7 +34229,7 @@
                 <w:color w:val="CC0000"/>
                 <w:sz w:val="16"/>
               </w:rPr>
-              <w:t>Articol lipsă din ofertă</w:t>
+              <w:t>DEVIZ_MISMATCH</w:t>
             </w:r>
           </w:p>
         </w:tc>
@@ -34242,7 +34395,6 @@
         <w:tc>
           <w:tcPr>
             <w:tcW w:type="dxa" w:w="397"/>
-            <w:shd w:fill="FFB3B3" w:val="clear"/>
           </w:tcPr>
           <w:p>
             <w:r>
@@ -34257,7 +34409,6 @@
         <w:tc>
           <w:tcPr>
             <w:tcW w:type="dxa" w:w="1701"/>
-            <w:shd w:fill="FFB3B3" w:val="clear"/>
           </w:tcPr>
           <w:p>
             <w:r>
@@ -34272,7 +34423,6 @@
         <w:tc>
           <w:tcPr>
             <w:tcW w:type="dxa" w:w="850"/>
-            <w:shd w:fill="FFB3B3" w:val="clear"/>
           </w:tcPr>
           <w:p>
             <w:r>
@@ -34287,7 +34437,6 @@
         <w:tc>
           <w:tcPr>
             <w:tcW w:type="dxa" w:w="1984"/>
-            <w:shd w:fill="FFB3B3" w:val="clear"/>
           </w:tcPr>
           <w:p>
             <w:r>
@@ -34302,7 +34451,6 @@
         <w:tc>
           <w:tcPr>
             <w:tcW w:type="dxa" w:w="454"/>
-            <w:shd w:fill="FFB3B3" w:val="clear"/>
           </w:tcPr>
           <w:p>
             <w:r>
@@ -34317,7 +34465,6 @@
         <w:tc>
           <w:tcPr>
             <w:tcW w:type="dxa" w:w="680"/>
-            <w:shd w:fill="FFB3B3" w:val="clear"/>
           </w:tcPr>
           <w:p>
             <w:r>
@@ -34332,35 +34479,58 @@
         <w:tc>
           <w:tcPr>
             <w:tcW w:type="dxa" w:w="850"/>
-            <w:shd w:fill="FFB3B3" w:val="clear"/>
-          </w:tcPr>
-          <w:p/>
+          </w:tcPr>
+          <w:p>
+            <w:r>
+              <w:rPr>
+                <w:b w:val="0"/>
+                <w:sz w:val="16"/>
+              </w:rPr>
+            </w:r>
+          </w:p>
         </w:tc>
         <w:tc>
           <w:tcPr>
             <w:tcW w:type="dxa" w:w="1984"/>
-            <w:shd w:fill="FFB3B3" w:val="clear"/>
-          </w:tcPr>
-          <w:p/>
+          </w:tcPr>
+          <w:p>
+            <w:r>
+              <w:rPr>
+                <w:b w:val="0"/>
+                <w:sz w:val="16"/>
+              </w:rPr>
+            </w:r>
+          </w:p>
         </w:tc>
         <w:tc>
           <w:tcPr>
             <w:tcW w:type="dxa" w:w="454"/>
-            <w:shd w:fill="FFB3B3" w:val="clear"/>
-          </w:tcPr>
-          <w:p/>
+          </w:tcPr>
+          <w:p>
+            <w:r>
+              <w:rPr>
+                <w:b w:val="0"/>
+                <w:sz w:val="16"/>
+              </w:rPr>
+            </w:r>
+          </w:p>
         </w:tc>
         <w:tc>
           <w:tcPr>
             <w:tcW w:type="dxa" w:w="680"/>
-            <w:shd w:fill="FFB3B3" w:val="clear"/>
-          </w:tcPr>
-          <w:p/>
+          </w:tcPr>
+          <w:p>
+            <w:r>
+              <w:rPr>
+                <w:b w:val="0"/>
+                <w:sz w:val="16"/>
+              </w:rPr>
+            </w:r>
+          </w:p>
         </w:tc>
         <w:tc>
           <w:tcPr>
             <w:tcW w:type="dxa" w:w="3572"/>
-            <w:shd w:fill="FFB3B3" w:val="clear"/>
           </w:tcPr>
           <w:p>
             <w:r>
@@ -34369,7 +34539,7 @@
                 <w:color w:val="CC0000"/>
                 <w:sz w:val="16"/>
               </w:rPr>
-              <w:t>Articol lipsă din ofertă</w:t>
+              <w:t>DEVIZ_MISMATCH</w:t>
             </w:r>
           </w:p>
         </w:tc>
@@ -34378,7 +34548,6 @@
         <w:tc>
           <w:tcPr>
             <w:tcW w:type="dxa" w:w="397"/>
-            <w:shd w:fill="FFB3B3" w:val="clear"/>
           </w:tcPr>
           <w:p>
             <w:r>
@@ -34393,7 +34562,6 @@
         <w:tc>
           <w:tcPr>
             <w:tcW w:type="dxa" w:w="1701"/>
-            <w:shd w:fill="FFB3B3" w:val="clear"/>
           </w:tcPr>
           <w:p>
             <w:r>
@@ -34408,7 +34576,6 @@
         <w:tc>
           <w:tcPr>
             <w:tcW w:type="dxa" w:w="850"/>
-            <w:shd w:fill="FFB3B3" w:val="clear"/>
           </w:tcPr>
           <w:p>
             <w:r>
@@ -34423,7 +34590,6 @@
         <w:tc>
           <w:tcPr>
             <w:tcW w:type="dxa" w:w="1984"/>
-            <w:shd w:fill="FFB3B3" w:val="clear"/>
           </w:tcPr>
           <w:p>
             <w:r>
@@ -34438,7 +34604,6 @@
         <w:tc>
           <w:tcPr>
             <w:tcW w:type="dxa" w:w="454"/>
-            <w:shd w:fill="FFB3B3" w:val="clear"/>
           </w:tcPr>
           <w:p>
             <w:r>
@@ -34453,7 +34618,6 @@
         <w:tc>
           <w:tcPr>
             <w:tcW w:type="dxa" w:w="680"/>
-            <w:shd w:fill="FFB3B3" w:val="clear"/>
           </w:tcPr>
           <w:p>
             <w:r>
@@ -34468,35 +34632,58 @@
         <w:tc>
           <w:tcPr>
             <w:tcW w:type="dxa" w:w="850"/>
-            <w:shd w:fill="FFB3B3" w:val="clear"/>
-          </w:tcPr>
-          <w:p/>
+          </w:tcPr>
+          <w:p>
+            <w:r>
+              <w:rPr>
+                <w:b w:val="0"/>
+                <w:sz w:val="16"/>
+              </w:rPr>
+            </w:r>
+          </w:p>
         </w:tc>
         <w:tc>
           <w:tcPr>
             <w:tcW w:type="dxa" w:w="1984"/>
-            <w:shd w:fill="FFB3B3" w:val="clear"/>
-          </w:tcPr>
-          <w:p/>
+          </w:tcPr>
+          <w:p>
+            <w:r>
+              <w:rPr>
+                <w:b w:val="0"/>
+                <w:sz w:val="16"/>
+              </w:rPr>
+            </w:r>
+          </w:p>
         </w:tc>
         <w:tc>
           <w:tcPr>
             <w:tcW w:type="dxa" w:w="454"/>
-            <w:shd w:fill="FFB3B3" w:val="clear"/>
-          </w:tcPr>
-          <w:p/>
+          </w:tcPr>
+          <w:p>
+            <w:r>
+              <w:rPr>
+                <w:b w:val="0"/>
+                <w:sz w:val="16"/>
+              </w:rPr>
+            </w:r>
+          </w:p>
         </w:tc>
         <w:tc>
           <w:tcPr>
             <w:tcW w:type="dxa" w:w="680"/>
-            <w:shd w:fill="FFB3B3" w:val="clear"/>
-          </w:tcPr>
-          <w:p/>
+          </w:tcPr>
+          <w:p>
+            <w:r>
+              <w:rPr>
+                <w:b w:val="0"/>
+                <w:sz w:val="16"/>
+              </w:rPr>
+            </w:r>
+          </w:p>
         </w:tc>
         <w:tc>
           <w:tcPr>
             <w:tcW w:type="dxa" w:w="3572"/>
-            <w:shd w:fill="FFB3B3" w:val="clear"/>
           </w:tcPr>
           <w:p>
             <w:r>
@@ -34505,7 +34692,7 @@
                 <w:color w:val="CC0000"/>
                 <w:sz w:val="16"/>
               </w:rPr>
-              <w:t>Articol lipsă din ofertă</w:t>
+              <w:t>DEVIZ_MISMATCH</w:t>
             </w:r>
           </w:p>
         </w:tc>
@@ -34671,7 +34858,6 @@
         <w:tc>
           <w:tcPr>
             <w:tcW w:type="dxa" w:w="397"/>
-            <w:shd w:fill="FFB3B3" w:val="clear"/>
           </w:tcPr>
           <w:p>
             <w:r>
@@ -34686,7 +34872,6 @@
         <w:tc>
           <w:tcPr>
             <w:tcW w:type="dxa" w:w="1701"/>
-            <w:shd w:fill="FFB3B3" w:val="clear"/>
           </w:tcPr>
           <w:p>
             <w:r>
@@ -34701,7 +34886,6 @@
         <w:tc>
           <w:tcPr>
             <w:tcW w:type="dxa" w:w="850"/>
-            <w:shd w:fill="FFB3B3" w:val="clear"/>
           </w:tcPr>
           <w:p>
             <w:r>
@@ -34716,7 +34900,6 @@
         <w:tc>
           <w:tcPr>
             <w:tcW w:type="dxa" w:w="1984"/>
-            <w:shd w:fill="FFB3B3" w:val="clear"/>
           </w:tcPr>
           <w:p>
             <w:r>
@@ -34731,7 +34914,6 @@
         <w:tc>
           <w:tcPr>
             <w:tcW w:type="dxa" w:w="454"/>
-            <w:shd w:fill="FFB3B3" w:val="clear"/>
           </w:tcPr>
           <w:p>
             <w:r>
@@ -34746,7 +34928,6 @@
         <w:tc>
           <w:tcPr>
             <w:tcW w:type="dxa" w:w="680"/>
-            <w:shd w:fill="FFB3B3" w:val="clear"/>
           </w:tcPr>
           <w:p>
             <w:r>
@@ -34761,35 +34942,58 @@
         <w:tc>
           <w:tcPr>
             <w:tcW w:type="dxa" w:w="850"/>
-            <w:shd w:fill="FFB3B3" w:val="clear"/>
-          </w:tcPr>
-          <w:p/>
+          </w:tcPr>
+          <w:p>
+            <w:r>
+              <w:rPr>
+                <w:b w:val="0"/>
+                <w:sz w:val="16"/>
+              </w:rPr>
+            </w:r>
+          </w:p>
         </w:tc>
         <w:tc>
           <w:tcPr>
             <w:tcW w:type="dxa" w:w="1984"/>
-            <w:shd w:fill="FFB3B3" w:val="clear"/>
-          </w:tcPr>
-          <w:p/>
+          </w:tcPr>
+          <w:p>
+            <w:r>
+              <w:rPr>
+                <w:b w:val="0"/>
+                <w:sz w:val="16"/>
+              </w:rPr>
+            </w:r>
+          </w:p>
         </w:tc>
         <w:tc>
           <w:tcPr>
             <w:tcW w:type="dxa" w:w="454"/>
-            <w:shd w:fill="FFB3B3" w:val="clear"/>
-          </w:tcPr>
-          <w:p/>
+          </w:tcPr>
+          <w:p>
+            <w:r>
+              <w:rPr>
+                <w:b w:val="0"/>
+                <w:sz w:val="16"/>
+              </w:rPr>
+            </w:r>
+          </w:p>
         </w:tc>
         <w:tc>
           <w:tcPr>
             <w:tcW w:type="dxa" w:w="680"/>
-            <w:shd w:fill="FFB3B3" w:val="clear"/>
-          </w:tcPr>
-          <w:p/>
+          </w:tcPr>
+          <w:p>
+            <w:r>
+              <w:rPr>
+                <w:b w:val="0"/>
+                <w:sz w:val="16"/>
+              </w:rPr>
+            </w:r>
+          </w:p>
         </w:tc>
         <w:tc>
           <w:tcPr>
             <w:tcW w:type="dxa" w:w="3572"/>
-            <w:shd w:fill="FFB3B3" w:val="clear"/>
           </w:tcPr>
           <w:p>
             <w:r>
@@ -34798,7 +35002,7 @@
                 <w:color w:val="CC0000"/>
                 <w:sz w:val="16"/>
               </w:rPr>
-              <w:t>Articol lipsă din ofertă</w:t>
+              <w:t>DEVIZ_MISMATCH</w:t>
             </w:r>
           </w:p>
         </w:tc>
@@ -34964,7 +35168,6 @@
         <w:tc>
           <w:tcPr>
             <w:tcW w:type="dxa" w:w="397"/>
-            <w:shd w:fill="FFB3B3" w:val="clear"/>
           </w:tcPr>
           <w:p>
             <w:r>
@@ -34979,7 +35182,6 @@
         <w:tc>
           <w:tcPr>
             <w:tcW w:type="dxa" w:w="1701"/>
-            <w:shd w:fill="FFB3B3" w:val="clear"/>
           </w:tcPr>
           <w:p>
             <w:r>
@@ -34994,7 +35196,6 @@
         <w:tc>
           <w:tcPr>
             <w:tcW w:type="dxa" w:w="850"/>
-            <w:shd w:fill="FFB3B3" w:val="clear"/>
           </w:tcPr>
           <w:p>
             <w:r>
@@ -35009,7 +35210,6 @@
         <w:tc>
           <w:tcPr>
             <w:tcW w:type="dxa" w:w="1984"/>
-            <w:shd w:fill="FFB3B3" w:val="clear"/>
           </w:tcPr>
           <w:p>
             <w:r>
@@ -35024,7 +35224,6 @@
         <w:tc>
           <w:tcPr>
             <w:tcW w:type="dxa" w:w="454"/>
-            <w:shd w:fill="FFB3B3" w:val="clear"/>
           </w:tcPr>
           <w:p>
             <w:r>
@@ -35039,7 +35238,6 @@
         <w:tc>
           <w:tcPr>
             <w:tcW w:type="dxa" w:w="680"/>
-            <w:shd w:fill="FFB3B3" w:val="clear"/>
           </w:tcPr>
           <w:p>
             <w:r>
@@ -35054,35 +35252,58 @@
         <w:tc>
           <w:tcPr>
             <w:tcW w:type="dxa" w:w="850"/>
-            <w:shd w:fill="FFB3B3" w:val="clear"/>
-          </w:tcPr>
-          <w:p/>
+          </w:tcPr>
+          <w:p>
+            <w:r>
+              <w:rPr>
+                <w:b w:val="0"/>
+                <w:sz w:val="16"/>
+              </w:rPr>
+            </w:r>
+          </w:p>
         </w:tc>
         <w:tc>
           <w:tcPr>
             <w:tcW w:type="dxa" w:w="1984"/>
-            <w:shd w:fill="FFB3B3" w:val="clear"/>
-          </w:tcPr>
-          <w:p/>
+          </w:tcPr>
+          <w:p>
+            <w:r>
+              <w:rPr>
+                <w:b w:val="0"/>
+                <w:sz w:val="16"/>
+              </w:rPr>
+            </w:r>
+          </w:p>
         </w:tc>
         <w:tc>
           <w:tcPr>
             <w:tcW w:type="dxa" w:w="454"/>
-            <w:shd w:fill="FFB3B3" w:val="clear"/>
-          </w:tcPr>
-          <w:p/>
+          </w:tcPr>
+          <w:p>
+            <w:r>
+              <w:rPr>
+                <w:b w:val="0"/>
+                <w:sz w:val="16"/>
+              </w:rPr>
+            </w:r>
+          </w:p>
         </w:tc>
         <w:tc>
           <w:tcPr>
             <w:tcW w:type="dxa" w:w="680"/>
-            <w:shd w:fill="FFB3B3" w:val="clear"/>
-          </w:tcPr>
-          <w:p/>
+          </w:tcPr>
+          <w:p>
+            <w:r>
+              <w:rPr>
+                <w:b w:val="0"/>
+                <w:sz w:val="16"/>
+              </w:rPr>
+            </w:r>
+          </w:p>
         </w:tc>
         <w:tc>
           <w:tcPr>
             <w:tcW w:type="dxa" w:w="3572"/>
-            <w:shd w:fill="FFB3B3" w:val="clear"/>
           </w:tcPr>
           <w:p>
             <w:r>
@@ -35091,7 +35312,7 @@
                 <w:color w:val="CC0000"/>
                 <w:sz w:val="16"/>
               </w:rPr>
-              <w:t>Articol lipsă din ofertă</w:t>
+              <w:t>DEVIZ_MISMATCH</w:t>
             </w:r>
           </w:p>
         </w:tc>
@@ -35150,7 +35371,7 @@
                 <w:color w:val="000000"/>
                 <w:sz w:val="18"/>
               </w:rPr>
-              <w:t>Ofertă: 53 principale</w:t>
+              <w:t>Ofertă: 66 principale</w:t>
             </w:r>
             <w:r>
               <w:rPr>
@@ -35158,7 +35379,7 @@
                 <w:color w:val="000000"/>
                 <w:sz w:val="18"/>
               </w:rPr>
-              <w:t xml:space="preserve">  ▼ 13 lipsă</w:t>
+              <w:t xml:space="preserve">  ✓</w:t>
             </w:r>
           </w:p>
         </w:tc>

--- a/output_AO/Blocuri Racari/Raport_Oferta_1.docx
+++ b/output_AO/Blocuri Racari/Raport_Oferta_1.docx
@@ -13,12 +13,12 @@
     </w:p>
     <w:p>
       <w:r>
-        <w:t xml:space="preserve">Client: </w:t>
+        <w:t>Client: Blocuri Racari</w:t>
       </w:r>
     </w:p>
     <w:p>
       <w:r>
-        <w:t>Data: 2026-05-21</w:t>
+        <w:t>Data: 2026-05-22</w:t>
       </w:r>
     </w:p>
     <w:p>
@@ -26,7 +26,7 @@
         <w:pStyle w:val="Heading1"/>
       </w:pPr>
       <w:r>
-        <w:t>OFERTA 1 — Deviz "001" - Formular F3 Formular generat cu programul @Devize (www.eDevize.ro) Pagina 5 din 5 436</w:t>
+        <w:t>OFERTA 1 — Oferta 1</w:t>
       </w:r>
     </w:p>
     <w:p>
@@ -34,7 +34,7 @@
         <w:rPr>
           <w:b/>
         </w:rPr>
-        <w:t>Articole referință: 530  │  Articole ofertă: 334  │  Matched: 0  │  Neconformități: 0</w:t>
+        <w:t>Articole referință: 530  │  Articole ofertă: 361  │  Matched: 0  │  Neconformități: 0</w:t>
       </w:r>
     </w:p>
     <w:tbl>
@@ -205,7 +205,7 @@
                 <w:b/>
                 <w:sz w:val="18"/>
               </w:rPr>
-              <w:t>Deviz "001" - Formular F3 Formular generat cu programul @Devize (www.eDevize.ro) Pagina 5 din 5 436</w:t>
+              <w:t>Oferta 1</w:t>
             </w:r>
           </w:p>
         </w:tc>
@@ -30698,7 +30698,6 @@
                 <w:b w:val="0"/>
                 <w:sz w:val="16"/>
               </w:rPr>
-              <w:t>CF08A03</w:t>
             </w:r>
           </w:p>
         </w:tc>
@@ -30712,7 +30711,6 @@
                 <w:b w:val="0"/>
                 <w:sz w:val="16"/>
               </w:rPr>
-              <w:t>sistem exterior termoizolant de fatada cu - pol...</w:t>
             </w:r>
           </w:p>
         </w:tc>
@@ -30726,7 +30724,6 @@
                 <w:b w:val="0"/>
                 <w:sz w:val="16"/>
               </w:rPr>
-              <w:t>mp</w:t>
             </w:r>
           </w:p>
         </w:tc>
@@ -30740,7 +30737,6 @@
                 <w:b w:val="0"/>
                 <w:sz w:val="16"/>
               </w:rPr>
-              <w:t>13.0</w:t>
             </w:r>
           </w:p>
         </w:tc>
@@ -30855,7 +30851,6 @@
                 <w:b w:val="0"/>
                 <w:sz w:val="16"/>
               </w:rPr>
-              <w:t>CF08A03</w:t>
             </w:r>
           </w:p>
         </w:tc>
@@ -30869,7 +30864,6 @@
                 <w:b w:val="0"/>
                 <w:sz w:val="16"/>
               </w:rPr>
-              <w:t>sistem exterior termoizolant de fatada cu - pol...</w:t>
             </w:r>
           </w:p>
         </w:tc>
@@ -30883,7 +30877,6 @@
                 <w:b w:val="0"/>
                 <w:sz w:val="16"/>
               </w:rPr>
-              <w:t>mp</w:t>
             </w:r>
           </w:p>
         </w:tc>
@@ -30897,7 +30890,6 @@
                 <w:b w:val="0"/>
                 <w:sz w:val="16"/>
               </w:rPr>
-              <w:t>13.0</w:t>
             </w:r>
           </w:p>
         </w:tc>
@@ -31165,7 +31157,6 @@
                 <w:b w:val="0"/>
                 <w:sz w:val="16"/>
               </w:rPr>
-              <w:t>IZF71C</w:t>
             </w:r>
           </w:p>
         </w:tc>
@@ -31179,7 +31170,6 @@
                 <w:b w:val="0"/>
                 <w:sz w:val="16"/>
               </w:rPr>
-              <w:t>sistem termoizolant, cu vata minerala fixata pe...</w:t>
             </w:r>
           </w:p>
         </w:tc>
@@ -31193,7 +31183,6 @@
                 <w:b w:val="0"/>
                 <w:sz w:val="16"/>
               </w:rPr>
-              <w:t>mp</w:t>
             </w:r>
           </w:p>
         </w:tc>
@@ -31207,7 +31196,6 @@
                 <w:b w:val="0"/>
                 <w:sz w:val="16"/>
               </w:rPr>
-              <w:t>130.0</w:t>
             </w:r>
           </w:p>
         </w:tc>
@@ -31322,7 +31310,6 @@
                 <w:b w:val="0"/>
                 <w:sz w:val="16"/>
               </w:rPr>
-              <w:t>IZF71C</w:t>
             </w:r>
           </w:p>
         </w:tc>
@@ -31336,7 +31323,6 @@
                 <w:b w:val="0"/>
                 <w:sz w:val="16"/>
               </w:rPr>
-              <w:t>sistem termoizolant, cu vata minerala fixata pe...</w:t>
             </w:r>
           </w:p>
         </w:tc>
@@ -31350,7 +31336,6 @@
                 <w:b w:val="0"/>
                 <w:sz w:val="16"/>
               </w:rPr>
-              <w:t>mp</w:t>
             </w:r>
           </w:p>
         </w:tc>
@@ -31364,7 +31349,6 @@
                 <w:b w:val="0"/>
                 <w:sz w:val="16"/>
               </w:rPr>
-              <w:t>130.0</w:t>
             </w:r>
           </w:p>
         </w:tc>
@@ -31632,7 +31616,6 @@
                 <w:b w:val="0"/>
                 <w:sz w:val="16"/>
               </w:rPr>
-              <w:t>CL25A1</w:t>
             </w:r>
           </w:p>
         </w:tc>
@@ -31646,7 +31629,6 @@
                 <w:b w:val="0"/>
                 <w:sz w:val="16"/>
               </w:rPr>
-              <w:t>protectia muchiilor la ziduri, stalpi, trepte, ...</w:t>
             </w:r>
           </w:p>
         </w:tc>
@@ -31660,7 +31642,6 @@
                 <w:b w:val="0"/>
                 <w:sz w:val="16"/>
               </w:rPr>
-              <w:t>m</w:t>
             </w:r>
           </w:p>
         </w:tc>
@@ -31674,7 +31655,6 @@
                 <w:b w:val="0"/>
                 <w:sz w:val="16"/>
               </w:rPr>
-              <w:t>24.0</w:t>
             </w:r>
           </w:p>
         </w:tc>
@@ -31789,7 +31769,6 @@
                 <w:b w:val="0"/>
                 <w:sz w:val="16"/>
               </w:rPr>
-              <w:t>CL25A1</w:t>
             </w:r>
           </w:p>
         </w:tc>
@@ -31803,7 +31782,6 @@
                 <w:b w:val="0"/>
                 <w:sz w:val="16"/>
               </w:rPr>
-              <w:t>protectia muchiilor la ziduri, stalpi, trepte, ...</w:t>
             </w:r>
           </w:p>
         </w:tc>
@@ -31817,7 +31795,6 @@
                 <w:b w:val="0"/>
                 <w:sz w:val="16"/>
               </w:rPr>
-              <w:t>m</w:t>
             </w:r>
           </w:p>
         </w:tc>
@@ -31831,7 +31808,6 @@
                 <w:b w:val="0"/>
                 <w:sz w:val="16"/>
               </w:rPr>
-              <w:t>24.0</w:t>
             </w:r>
           </w:p>
         </w:tc>
@@ -32111,6 +32087,103 @@
               <w:rPr>
                 <w:b w:val="0"/>
                 <w:sz w:val="16"/>
+              </w:rPr>
+            </w:r>
+          </w:p>
+        </w:tc>
+        <w:tc>
+          <w:tcPr>
+            <w:tcW w:type="dxa" w:w="1984"/>
+          </w:tcPr>
+          <w:p>
+            <w:r>
+              <w:rPr>
+                <w:b w:val="0"/>
+                <w:sz w:val="16"/>
+              </w:rPr>
+            </w:r>
+          </w:p>
+        </w:tc>
+        <w:tc>
+          <w:tcPr>
+            <w:tcW w:type="dxa" w:w="454"/>
+          </w:tcPr>
+          <w:p>
+            <w:r>
+              <w:rPr>
+                <w:b w:val="0"/>
+                <w:sz w:val="16"/>
+              </w:rPr>
+            </w:r>
+          </w:p>
+        </w:tc>
+        <w:tc>
+          <w:tcPr>
+            <w:tcW w:type="dxa" w:w="680"/>
+          </w:tcPr>
+          <w:p>
+            <w:r>
+              <w:rPr>
+                <w:b w:val="0"/>
+                <w:sz w:val="16"/>
+              </w:rPr>
+            </w:r>
+          </w:p>
+        </w:tc>
+        <w:tc>
+          <w:tcPr>
+            <w:tcW w:type="dxa" w:w="3572"/>
+          </w:tcPr>
+          <w:p>
+            <w:r>
+              <w:rPr>
+                <w:b w:val="0"/>
+                <w:color w:val="CC0000"/>
+                <w:sz w:val="16"/>
+              </w:rPr>
+              <w:t>DEVIZ_MISMATCH</w:t>
+            </w:r>
+          </w:p>
+        </w:tc>
+      </w:tr>
+      <w:tr>
+        <w:tc>
+          <w:tcPr>
+            <w:tcW w:type="dxa" w:w="397"/>
+          </w:tcPr>
+          <w:p>
+            <w:r>
+              <w:rPr>
+                <w:b w:val="0"/>
+                <w:sz w:val="16"/>
+              </w:rPr>
+              <w:t>4</w:t>
+            </w:r>
+          </w:p>
+        </w:tc>
+        <w:tc>
+          <w:tcPr>
+            <w:tcW w:type="dxa" w:w="1701"/>
+          </w:tcPr>
+          <w:p>
+            <w:r>
+              <w:rPr>
+                <w:b w:val="0"/>
+                <w:sz w:val="16"/>
+              </w:rPr>
+              <w:t>BLC6 - BLC6 ORGANIZARE SANTIER</w:t>
+            </w:r>
+          </w:p>
+        </w:tc>
+        <w:tc>
+          <w:tcPr>
+            <w:tcW w:type="dxa" w:w="850"/>
+          </w:tcPr>
+          <w:p>
+            <w:r>
+              <w:rPr>
+                <w:b w:val="0"/>
+                <w:sz w:val="16"/>
                 <w:u w:val="single"/>
               </w:rPr>
               <w:t>CL25A1</w:t>
@@ -32173,6 +32246,58 @@
         </w:tc>
         <w:tc>
           <w:tcPr>
+            <w:tcW w:type="dxa" w:w="850"/>
+          </w:tcPr>
+          <w:p>
+            <w:r>
+              <w:rPr>
+                <w:b w:val="0"/>
+                <w:sz w:val="16"/>
+              </w:rPr>
+            </w:r>
+          </w:p>
+        </w:tc>
+        <w:tc>
+          <w:tcPr>
+            <w:tcW w:type="dxa" w:w="1984"/>
+          </w:tcPr>
+          <w:p>
+            <w:r>
+              <w:rPr>
+                <w:b w:val="0"/>
+                <w:sz w:val="16"/>
+              </w:rPr>
+            </w:r>
+          </w:p>
+        </w:tc>
+        <w:tc>
+          <w:tcPr>
+            <w:tcW w:type="dxa" w:w="454"/>
+          </w:tcPr>
+          <w:p>
+            <w:r>
+              <w:rPr>
+                <w:b w:val="0"/>
+                <w:sz w:val="16"/>
+              </w:rPr>
+            </w:r>
+          </w:p>
+        </w:tc>
+        <w:tc>
+          <w:tcPr>
+            <w:tcW w:type="dxa" w:w="680"/>
+          </w:tcPr>
+          <w:p>
+            <w:r>
+              <w:rPr>
+                <w:b w:val="0"/>
+                <w:sz w:val="16"/>
+              </w:rPr>
+            </w:r>
+          </w:p>
+        </w:tc>
+        <w:tc>
+          <w:tcPr>
             <w:tcW w:type="dxa" w:w="3572"/>
           </w:tcPr>
           <w:p>
@@ -32198,7 +32323,7 @@
                 <w:b w:val="0"/>
                 <w:sz w:val="16"/>
               </w:rPr>
-              <w:t>4</w:t>
+              <w:t>5</w:t>
             </w:r>
           </w:p>
         </w:tc>
@@ -32225,21 +32350,8 @@
               <w:rPr>
                 <w:b w:val="0"/>
                 <w:sz w:val="16"/>
-                <w:u w:val="single"/>
-              </w:rPr>
-              <w:t>CL25A1</w:t>
-            </w:r>
-          </w:p>
-          <w:p>
-            <w:pPr>
-              <w:ind w:left="280"/>
-            </w:pPr>
-            <w:r>
-              <w:rPr>
-                <w:b w:val="0"/>
-                <w:sz w:val="16"/>
-              </w:rPr>
-              <w:t>$7650374</w:t>
+              </w:rPr>
+              <w:t>CO06B</w:t>
             </w:r>
           </w:p>
         </w:tc>
@@ -32253,7 +32365,7 @@
                 <w:b w:val="0"/>
                 <w:sz w:val="16"/>
               </w:rPr>
-              <w:t>coltare al cu plasa -</w:t>
+              <w:t>4# - imprejmuiri plasa sarma cu panouri gard di...</w:t>
             </w:r>
           </w:p>
         </w:tc>
@@ -32281,7 +32393,7 @@
                 <w:b w:val="0"/>
                 <w:sz w:val="16"/>
               </w:rPr>
-              <w:t>24.0</w:t>
+              <w:t>30.0</w:t>
             </w:r>
           </w:p>
         </w:tc>
@@ -32294,21 +32406,7 @@
               <w:rPr>
                 <w:b w:val="0"/>
                 <w:sz w:val="16"/>
-                <w:u w:val="single"/>
-              </w:rPr>
-              <w:t>CL25A1</w:t>
-            </w:r>
-          </w:p>
-          <w:p>
-            <w:pPr>
-              <w:ind w:left="280"/>
-            </w:pPr>
-            <w:r>
-              <w:rPr>
-                <w:b w:val="0"/>
-                <w:sz w:val="16"/>
-              </w:rPr>
-              <w:t>$7650374</w:t>
+              </w:rPr>
             </w:r>
           </w:p>
         </w:tc>
@@ -32322,7 +32420,6 @@
                 <w:b w:val="0"/>
                 <w:sz w:val="16"/>
               </w:rPr>
-              <w:t>coltare al cu plasa -</w:t>
             </w:r>
           </w:p>
         </w:tc>
@@ -32336,7 +32433,6 @@
                 <w:b w:val="0"/>
                 <w:sz w:val="16"/>
               </w:rPr>
-              <w:t>m</w:t>
             </w:r>
           </w:p>
         </w:tc>
@@ -32350,7 +32446,6 @@
                 <w:b w:val="0"/>
                 <w:sz w:val="16"/>
               </w:rPr>
-              <w:t>24.0</w:t>
             </w:r>
           </w:p>
         </w:tc>
@@ -32409,7 +32504,7 @@
                 <w:b w:val="0"/>
                 <w:sz w:val="16"/>
               </w:rPr>
-              <w:t>CO06B</w:t>
+              <w:t>CF13D01</w:t>
             </w:r>
           </w:p>
         </w:tc>
@@ -32423,7 +32518,7 @@
                 <w:b w:val="0"/>
                 <w:sz w:val="16"/>
               </w:rPr>
-              <w:t>4# - imprejmuiri plasa sarma cu panouri gard di...</w:t>
+              <w:t>aplicarea unei tencuieli decorative acrilice - ...</w:t>
             </w:r>
           </w:p>
         </w:tc>
@@ -32437,7 +32532,7 @@
                 <w:b w:val="0"/>
                 <w:sz w:val="16"/>
               </w:rPr>
-              <w:t>m</w:t>
+              <w:t>mp</w:t>
             </w:r>
           </w:p>
         </w:tc>
@@ -32451,7 +32546,7 @@
                 <w:b w:val="0"/>
                 <w:sz w:val="16"/>
               </w:rPr>
-              <w:t>30.0</w:t>
+              <w:t>143.0</w:t>
             </w:r>
           </w:p>
         </w:tc>
@@ -32618,7 +32713,6 @@
                 <w:b w:val="0"/>
                 <w:sz w:val="16"/>
               </w:rPr>
-              <w:t>CF13D01</w:t>
             </w:r>
           </w:p>
         </w:tc>
@@ -32632,7 +32726,6 @@
                 <w:b w:val="0"/>
                 <w:sz w:val="16"/>
               </w:rPr>
-              <w:t>aplicarea unei tencuieli decorative acrilice - ...</w:t>
             </w:r>
           </w:p>
         </w:tc>
@@ -32646,7 +32739,6 @@
                 <w:b w:val="0"/>
                 <w:sz w:val="16"/>
               </w:rPr>
-              <w:t>mp</w:t>
             </w:r>
           </w:p>
         </w:tc>
@@ -32660,7 +32752,6 @@
                 <w:b w:val="0"/>
                 <w:sz w:val="16"/>
               </w:rPr>
-              <w:t>143.0</w:t>
             </w:r>
           </w:p>
         </w:tc>
@@ -32691,7 +32782,7 @@
                 <w:b w:val="0"/>
                 <w:sz w:val="16"/>
               </w:rPr>
-              <w:t>5</w:t>
+              <w:t>6</w:t>
             </w:r>
           </w:p>
         </w:tc>
@@ -32719,7 +32810,7 @@
                 <w:b w:val="0"/>
                 <w:sz w:val="16"/>
               </w:rPr>
-              <w:t>CF13D01</w:t>
+              <w:t>RPCP16C</w:t>
             </w:r>
           </w:p>
         </w:tc>
@@ -32733,7 +32824,7 @@
                 <w:b w:val="0"/>
                 <w:sz w:val="16"/>
               </w:rPr>
-              <w:t>aplicarea unei tencuieli decorative acrilice - ...</w:t>
+              <w:t>panouri plasa sarma zincata: montare - panouri ...</w:t>
             </w:r>
           </w:p>
         </w:tc>
@@ -32761,7 +32852,7 @@
                 <w:b w:val="0"/>
                 <w:sz w:val="16"/>
               </w:rPr>
-              <w:t>143.0</w:t>
+              <w:t>60.0</w:t>
             </w:r>
           </w:p>
         </w:tc>
@@ -32775,7 +32866,6 @@
                 <w:b w:val="0"/>
                 <w:sz w:val="16"/>
               </w:rPr>
-              <w:t>CF13D01</w:t>
             </w:r>
           </w:p>
         </w:tc>
@@ -32789,7 +32879,6 @@
                 <w:b w:val="0"/>
                 <w:sz w:val="16"/>
               </w:rPr>
-              <w:t>aplicarea unei tencuieli decorative acrilice - ...</w:t>
             </w:r>
           </w:p>
         </w:tc>
@@ -32803,7 +32892,6 @@
                 <w:b w:val="0"/>
                 <w:sz w:val="16"/>
               </w:rPr>
-              <w:t>mp</w:t>
             </w:r>
           </w:p>
         </w:tc>
@@ -32817,7 +32905,6 @@
                 <w:b w:val="0"/>
                 <w:sz w:val="16"/>
               </w:rPr>
-              <w:t>143.0</w:t>
             </w:r>
           </w:p>
         </w:tc>
@@ -32876,7 +32963,7 @@
                 <w:b w:val="0"/>
                 <w:sz w:val="16"/>
               </w:rPr>
-              <w:t>RPCP16C</w:t>
+              <w:t>CK23A</w:t>
             </w:r>
           </w:p>
         </w:tc>
@@ -32890,7 +32977,7 @@
                 <w:b w:val="0"/>
                 <w:sz w:val="16"/>
               </w:rPr>
-              <w:t>panouri plasa sarma zincata: montare - panouri ...</w:t>
+              <w:t>ferestre din mase plastice cu unul sau mai - mu...</w:t>
             </w:r>
           </w:p>
         </w:tc>
@@ -32918,7 +33005,7 @@
                 <w:b w:val="0"/>
                 <w:sz w:val="16"/>
               </w:rPr>
-              <w:t>60.0</w:t>
+              <w:t>18.55</w:t>
             </w:r>
           </w:p>
         </w:tc>
@@ -33085,7 +33172,6 @@
                 <w:b w:val="0"/>
                 <w:sz w:val="16"/>
               </w:rPr>
-              <w:t>CK23A</w:t>
             </w:r>
           </w:p>
         </w:tc>
@@ -33099,7 +33185,6 @@
                 <w:b w:val="0"/>
                 <w:sz w:val="16"/>
               </w:rPr>
-              <w:t>ferestre din mase plastice cu unul sau mai - - ...</w:t>
             </w:r>
           </w:p>
         </w:tc>
@@ -33113,7 +33198,6 @@
                 <w:b w:val="0"/>
                 <w:sz w:val="16"/>
               </w:rPr>
-              <w:t>mp</w:t>
             </w:r>
           </w:p>
         </w:tc>
@@ -33127,164 +33211,6 @@
                 <w:b w:val="0"/>
                 <w:sz w:val="16"/>
               </w:rPr>
-              <w:t>18.55</w:t>
-            </w:r>
-          </w:p>
-        </w:tc>
-        <w:tc>
-          <w:tcPr>
-            <w:tcW w:type="dxa" w:w="3572"/>
-          </w:tcPr>
-          <w:p>
-            <w:r>
-              <w:rPr>
-                <w:b w:val="0"/>
-                <w:color w:val="CC0000"/>
-                <w:sz w:val="16"/>
-              </w:rPr>
-              <w:t>DEVIZ_MISMATCH</w:t>
-            </w:r>
-          </w:p>
-        </w:tc>
-      </w:tr>
-      <w:tr>
-        <w:tc>
-          <w:tcPr>
-            <w:tcW w:type="dxa" w:w="397"/>
-          </w:tcPr>
-          <w:p>
-            <w:r>
-              <w:rPr>
-                <w:b w:val="0"/>
-                <w:sz w:val="16"/>
-              </w:rPr>
-              <w:t>6</w:t>
-            </w:r>
-          </w:p>
-        </w:tc>
-        <w:tc>
-          <w:tcPr>
-            <w:tcW w:type="dxa" w:w="1701"/>
-          </w:tcPr>
-          <w:p>
-            <w:r>
-              <w:rPr>
-                <w:b w:val="0"/>
-                <w:sz w:val="16"/>
-              </w:rPr>
-              <w:t>BLC6 - BLC6 ORGANIZARE SANTIER</w:t>
-            </w:r>
-          </w:p>
-        </w:tc>
-        <w:tc>
-          <w:tcPr>
-            <w:tcW w:type="dxa" w:w="850"/>
-          </w:tcPr>
-          <w:p>
-            <w:r>
-              <w:rPr>
-                <w:b w:val="0"/>
-                <w:sz w:val="16"/>
-              </w:rPr>
-              <w:t>CK23A</w:t>
-            </w:r>
-          </w:p>
-        </w:tc>
-        <w:tc>
-          <w:tcPr>
-            <w:tcW w:type="dxa" w:w="1984"/>
-          </w:tcPr>
-          <w:p>
-            <w:r>
-              <w:rPr>
-                <w:b w:val="0"/>
-                <w:sz w:val="16"/>
-              </w:rPr>
-              <w:t>ferestre din mase plastice cu unul sau mai - mu...</w:t>
-            </w:r>
-          </w:p>
-        </w:tc>
-        <w:tc>
-          <w:tcPr>
-            <w:tcW w:type="dxa" w:w="454"/>
-          </w:tcPr>
-          <w:p>
-            <w:r>
-              <w:rPr>
-                <w:b w:val="0"/>
-                <w:sz w:val="16"/>
-              </w:rPr>
-              <w:t>mp</w:t>
-            </w:r>
-          </w:p>
-        </w:tc>
-        <w:tc>
-          <w:tcPr>
-            <w:tcW w:type="dxa" w:w="680"/>
-          </w:tcPr>
-          <w:p>
-            <w:r>
-              <w:rPr>
-                <w:b w:val="0"/>
-                <w:sz w:val="16"/>
-              </w:rPr>
-              <w:t>18.55</w:t>
-            </w:r>
-          </w:p>
-        </w:tc>
-        <w:tc>
-          <w:tcPr>
-            <w:tcW w:type="dxa" w:w="850"/>
-          </w:tcPr>
-          <w:p>
-            <w:r>
-              <w:rPr>
-                <w:b w:val="0"/>
-                <w:sz w:val="16"/>
-              </w:rPr>
-              <w:t>CK23A</w:t>
-            </w:r>
-          </w:p>
-        </w:tc>
-        <w:tc>
-          <w:tcPr>
-            <w:tcW w:type="dxa" w:w="1984"/>
-          </w:tcPr>
-          <w:p>
-            <w:r>
-              <w:rPr>
-                <w:b w:val="0"/>
-                <w:sz w:val="16"/>
-              </w:rPr>
-              <w:t>ferestre din mase plastice cu unul sau mai - - ...</w:t>
-            </w:r>
-          </w:p>
-        </w:tc>
-        <w:tc>
-          <w:tcPr>
-            <w:tcW w:type="dxa" w:w="454"/>
-          </w:tcPr>
-          <w:p>
-            <w:r>
-              <w:rPr>
-                <w:b w:val="0"/>
-                <w:sz w:val="16"/>
-              </w:rPr>
-              <w:t>mp</w:t>
-            </w:r>
-          </w:p>
-        </w:tc>
-        <w:tc>
-          <w:tcPr>
-            <w:tcW w:type="dxa" w:w="680"/>
-          </w:tcPr>
-          <w:p>
-            <w:r>
-              <w:rPr>
-                <w:b w:val="0"/>
-                <w:sz w:val="16"/>
-              </w:rPr>
-              <w:t>18.55</w:t>
             </w:r>
           </w:p>
         </w:tc>
